--- a/REC.docx
+++ b/REC.docx
@@ -14,6 +14,7 @@
           <w:lang w:val="en-IN"/>
         </w:rPr>
       </w:pPr>
+      <w:bookmarkStart w:id="0" w:name="_GoBack"/>
       <w:r>
         <w:rPr>
           <w:b/>
@@ -26,6 +27,7 @@
         <w:t>RECYCLE OF PLASTC &amp; EWASTE</w:t>
       </w:r>
     </w:p>
+    <w:bookmarkEnd w:id="0"/>
     <w:p>
       <w:pPr>
         <w:jc w:val="center"/>
@@ -272,7 +274,6 @@
     </w:p>
     <w:p>
       <w:pPr>
-        <w:spacing w:line="276" w:lineRule="auto"/>
         <w:jc w:val="both"/>
         <w:rPr>
           <w:rFonts w:ascii="Times New Roman" w:hAnsi="Times New Roman" w:cs="Times New Roman"/>
@@ -306,7 +307,6 @@
     </w:p>
     <w:p>
       <w:pPr>
-        <w:spacing w:line="276" w:lineRule="auto"/>
         <w:jc w:val="both"/>
         <w:rPr>
           <w:rFonts w:ascii="Times New Roman" w:hAnsi="Times New Roman" w:cs="Times New Roman"/>
@@ -478,7 +478,14 @@
         <w:rPr>
           <w:rFonts w:ascii="Times New Roman" w:hAnsi="Times New Roman" w:cs="Times New Roman"/>
         </w:rPr>
-        <w:t xml:space="preserve">ReCycleHub is an advanced Internet of Things (IoT) based smart waste management system that is aimed at improving the efficiency of the recycling process in the urban environment. The project provides the solution for the problem of inadequate waste collection services through combining GPS tracking, AI waste classification, </w:t>
+        <w:t xml:space="preserve">ReCycleHub is an advanced Internet of Things (IoT) based smart waste management system that is aimed at improving the efficiency </w:t>
+      </w:r>
+      <w:r>
+        <w:rPr>
+          <w:rFonts w:ascii="Times New Roman" w:hAnsi="Times New Roman" w:cs="Times New Roman"/>
+        </w:rPr>
+        <w:lastRenderedPageBreak/>
+        <w:t xml:space="preserve">of the recycling process in the urban environment. The project provides the solution for the problem of inadequate waste collection services through combining GPS tracking, AI waste classification, </w:t>
       </w:r>
     </w:p>
     <w:p>
@@ -677,31 +684,25 @@
           <w:color w:val="000000"/>
           <w:shd w:val="clear" w:color="auto" w:fill="FFFFFF"/>
         </w:rPr>
-        <w:t xml:space="preserve"> Santhuja (2025): The CNN model achieves 96.2 percent acc</w:t>
-      </w:r>
-      <w:r>
-        <w:rPr>
-          <w:rFonts w:ascii="Times New Roman" w:hAnsi="Times New Roman" w:cs="Times New Roman"/>
-          <w:color w:val="000000"/>
-          <w:shd w:val="clear" w:color="auto" w:fill="FFFFFF"/>
-        </w:rPr>
-        <w:t xml:space="preserve">uracy in e-waste classification </w:t>
-      </w:r>
-      <w:r>
-        <w:rPr>
-          <w:rFonts w:ascii="Times New Roman" w:hAnsi="Times New Roman" w:cs="Times New Roman"/>
-          <w:color w:val="000000"/>
-          <w:shd w:val="clear" w:color="auto" w:fill="FFFFFF"/>
-        </w:rPr>
-        <w:t xml:space="preserve">while IoT and </w:t>
-      </w:r>
-      <w:r>
-        <w:rPr>
-          <w:rFonts w:ascii="Times New Roman" w:hAnsi="Times New Roman" w:cs="Times New Roman"/>
-          <w:color w:val="000000"/>
-          <w:shd w:val="clear" w:color="auto" w:fill="FFFFFF"/>
-        </w:rPr>
-        <w:t xml:space="preserve">blockchain integration </w:t>
+        <w:t xml:space="preserve"> Santhuja (2025): The CNN model achieves 96.2 percent accuracy in e-waste classification while IoT and blockchain integration improve sorting efficiency by 32 percent and enhances circular economy traceability. </w:t>
+      </w:r>
+    </w:p>
+    <w:p>
+      <w:pPr>
+        <w:jc w:val="both"/>
+        <w:rPr>
+          <w:rFonts w:ascii="Times New Roman" w:hAnsi="Times New Roman" w:cs="Times New Roman"/>
+          <w:color w:val="000000"/>
+          <w:shd w:val="clear" w:color="auto" w:fill="FFFFFF"/>
+        </w:rPr>
+      </w:pPr>
+      <w:r>
+        <w:rPr>
+          <w:rFonts w:ascii="Times New Roman" w:hAnsi="Times New Roman" w:cs="Times New Roman"/>
+          <w:color w:val="000000"/>
+          <w:shd w:val="clear" w:color="auto" w:fill="FFFFFF"/>
+        </w:rPr>
+        <w:t xml:space="preserve">Kolangiammal (2025): The sensor-based smart waste collection system uses ultrasonic and load cell technology to automate waste segregation while achieving 85 to 95 percent fill detection accuracy </w:t>
       </w:r>
       <w:r>
         <w:rPr>
@@ -710,33 +711,7 @@
           <w:shd w:val="clear" w:color="auto" w:fill="FFFFFF"/>
         </w:rPr>
         <w:lastRenderedPageBreak/>
-        <w:t xml:space="preserve">improve </w:t>
-      </w:r>
-      <w:r>
-        <w:rPr>
-          <w:rFonts w:ascii="Times New Roman" w:hAnsi="Times New Roman" w:cs="Times New Roman"/>
-          <w:color w:val="000000"/>
-          <w:shd w:val="clear" w:color="auto" w:fill="FFFFFF"/>
-        </w:rPr>
-        <w:t xml:space="preserve">sorting efficiency by 32 percent and enhances circular economy traceability. </w:t>
-      </w:r>
-    </w:p>
-    <w:p>
-      <w:pPr>
-        <w:jc w:val="both"/>
-        <w:rPr>
-          <w:rFonts w:ascii="Times New Roman" w:hAnsi="Times New Roman" w:cs="Times New Roman"/>
-          <w:color w:val="000000"/>
-          <w:shd w:val="clear" w:color="auto" w:fill="FFFFFF"/>
-        </w:rPr>
-      </w:pPr>
-      <w:r>
-        <w:rPr>
-          <w:rFonts w:ascii="Times New Roman" w:hAnsi="Times New Roman" w:cs="Times New Roman"/>
-          <w:color w:val="000000"/>
-          <w:shd w:val="clear" w:color="auto" w:fill="FFFFFF"/>
-        </w:rPr>
-        <w:t>Kolangiammal (2025): The sensor-based smart waste collection system uses ultrasonic and load cell technology to automate waste segregation while achieving 85 to 95 percent fill detection accuracy for urban route optimization. The Web-IoT dashboard enables users to monitor e-waste inventory while scheduling pickups and generating sustainability analytics for municipal waste management. Santhuja/Anbarasu (2023): The combination of LoRaWAN-IoT and blockchain technology enables secure tracking of e-waste from collection through recycling.</w:t>
+        <w:t>for urban route optimization. The Web-IoT dashboard enables users to monitor e-waste inventory while scheduling pickups and generating sustainability analytics for municipal waste management. Santhuja/Anbarasu (2023): The combination of LoRaWAN-IoT and blockchain technology enables secure tracking of e-waste from collection through recycling.</w:t>
       </w:r>
     </w:p>
     <w:p>
@@ -761,7 +736,7 @@
       <w:pPr>
         <w:jc w:val="both"/>
         <w:rPr>
-          <w:rFonts w:ascii="Helvetica" w:hAnsi="Helvetica" w:cs="Helvetica"/>
+          <w:rFonts w:ascii="Times New Roman" w:hAnsi="Times New Roman" w:cs="Times New Roman"/>
           <w:color w:val="000000"/>
           <w:sz w:val="26"/>
           <w:szCs w:val="26"/>
@@ -778,7 +753,7 @@
       </w:r>
       <w:r>
         <w:rPr>
-          <w:rFonts w:ascii="Helvetica" w:hAnsi="Helvetica" w:cs="Helvetica"/>
+          <w:rFonts w:ascii="Times New Roman" w:hAnsi="Times New Roman" w:cs="Times New Roman"/>
           <w:color w:val="000000"/>
           <w:sz w:val="26"/>
           <w:szCs w:val="26"/>
@@ -1111,7 +1086,7 @@
           <w:color w:val="000000"/>
           <w:shd w:val="clear" w:color="auto" w:fill="FFFFFF"/>
         </w:rPr>
-        <w:t xml:space="preserve">The weighted decision matrix method tested 15 initial concepts to evaluate their selection process. The method evaluates each concept for project objectives through a predefined scoring system which assigns scores to concepts based on their performance in each assessment area. The criteria evaluated strategic alignment which accounted for 40% of total weight, user impact which accounted for 30%, resource fit which accounted for 20%, and feasibility which </w:t>
+        <w:t xml:space="preserve">The weighted decision matrix method tested 15 initial concepts to evaluate their selection process. The method evaluates each concept for project objectives through a predefined scoring system which assigns scores to concepts based on their performance in each assessment area. The criteria evaluated strategic alignment which accounted for 40% of total weight, user impact which accounted for 30%, resource fit which accounted for 20%, and feasibility which accounted for 10%. The assessment of strategic alignment examined how well concepts supported broader objectives that included waste management solutions for Bengaluru, which generates more than 5000 tons of daily waste that contains 12% plastics and 30% e-waste. User impact (30%) evaluated how different users would benefit from </w:t>
       </w:r>
       <w:r>
         <w:rPr>
@@ -1120,7 +1095,7 @@
           <w:shd w:val="clear" w:color="auto" w:fill="FFFFFF"/>
         </w:rPr>
         <w:lastRenderedPageBreak/>
-        <w:t>accounted for 10%. The assessment of strategic alignment examined how well concepts supported broader objectives that included waste management solutions for Bengaluru, which generates more than 5000 tons of daily waste that contains 12% plastics and 30% e-waste. User impact (30%) evaluated how different users would benefit from the solution, which helped 70% of households who had trouble with waste segregation. Resource fit (20%) checked availability of skills, budget, and tools, while feasibility (10%) evaluated technical and timeline viability. Researchers assigned a score between 1 and 10 to each concept which they multiplied with weights before calculating the overall score. The waste segregation app achieved high strategic alignment because it tackled local e-waste issues which resulted in a score of 9/10 multiplied by 0.4 to produce 3.6. The campus-focused AI recycling system secured the highest score among all ideas to become the winning solution. The data-driven method reduced bias to guarantee that actual needs required for segregation incentives were utilized during the selection process. Mumbai's statistics demonstrated how urgent the situation had become because improper waste segregation increased the pressure on landfills. The team achieved effective resource allocation through their trade-off assessment while establishing essential design thinking elements. The approach matches established product development procedures which enable organizations to achieve both their ambitious goals and their operational capabilities.</w:t>
+        <w:t>the solution, which helped 70% of households who had trouble with waste segregation. Resource fit (20%) checked availability of skills, budget, and tools, while feasibility (10%) evaluated technical and timeline viability. Researchers assigned a score between 1 and 10 to each concept which they multiplied with weights before calculating the overall score. The waste segregation app achieved high strategic alignment because it tackled local e-waste issues which resulted in a score of 9/10 multiplied by 0.4 to produce 3.6. The campus-focused AI recycling system secured the highest score among all ideas to become the winning solution. The data-driven method reduced bias to guarantee that actual needs required for segregation incentives were utilized during the selection process. Mumbai's statistics demonstrated how urgent the situation had become because improper waste segregation increased the pressure on landfills. The team achieved effective resource allocation through their trade-off assessment while establishing essential design thinking elements. The approach matches established product development procedures which enable organizations to achieve both their ambitious goals and their operational capabilities.</w:t>
       </w:r>
     </w:p>
     <w:p>
@@ -1182,7 +1157,25 @@
           <w:szCs w:val="26"/>
           <w:shd w:val="clear" w:color="auto" w:fill="FFFFFF"/>
         </w:rPr>
-        <w:t xml:space="preserve">The Define phase transformed Empathize insights into a specific Point of View (POV) statement which established the primary issue and user requirements. The team evaluated shadowing and 50 interviews which revealed that students required an interactive waste sorting system which gave them immediate feedback because existing systems failed to generate user interest and provide operating instructions. The POV statement articulated this as: "Campus users are overwhelmed by unclear segregation processes and demotivated without rewards; they need a fun, instant-feedback </w:t>
+        <w:t>The Define phase transformed Empathize insights into a specific Point of View (POV) statement which established the primary issue and user requirements. The team evaluated shadowing and 50 interviews which revealed that students required an interactive waste sorting system which gave them immediate feedback because existing systems failed to generate user interest and provide operating instructions. The POV statement articulated this as: "Campus users are overwhelmed by unclear segregation processes and demotivated without rewards; they need a fun, instant-feedback</w:t>
+      </w:r>
+      <w:r>
+        <w:rPr>
+          <w:rFonts w:ascii="Times New Roman" w:hAnsi="Times New Roman" w:cs="Times New Roman"/>
+          <w:color w:val="000000"/>
+          <w:szCs w:val="26"/>
+          <w:shd w:val="clear" w:color="auto" w:fill="FFFFFF"/>
+        </w:rPr>
+        <w:t xml:space="preserve"> </w:t>
+      </w:r>
+      <w:r>
+        <w:rPr>
+          <w:rFonts w:ascii="Times New Roman" w:hAnsi="Times New Roman" w:cs="Times New Roman"/>
+          <w:color w:val="000000"/>
+          <w:szCs w:val="26"/>
+          <w:shd w:val="clear" w:color="auto" w:fill="FFFFFF"/>
+        </w:rPr>
+        <w:t xml:space="preserve">app to make recycling habitual and rewarding." The "User + Need + Insight" format established clear focus because it identified campus users who required an interactive system while understanding that user behavior would be influenced by their received incentives. The research drew from empathy maps which demonstrated that 70% of </w:t>
       </w:r>
       <w:r>
         <w:rPr>
@@ -1192,7 +1185,7 @@
           <w:shd w:val="clear" w:color="auto" w:fill="FFFFFF"/>
         </w:rPr>
         <w:lastRenderedPageBreak/>
-        <w:t>app to make recycling habitual and rewarding." The "User + Need + Insight" format established clear focus because it identified campus users who required an interactive system while understanding that user behavior would be influenced by their received incentives. The research drew from empathy maps which demonstrated that 70% of people in Bengaluru experienced similar difficulties as students who needed to rush through waste disposal. The team used HMW questions to explore their research question about instant rewards which lead to instant rewards: "HMW gamify segregation for instant gratification?" The Define process connected observation with ideation through its design which stopped people from getting stuck on particular solutions. The researchers used affinity diagramming as a tool to group interview results into three main categories which included incentives and feedback and user-friendly design. Bengaluru generates 5,000 tons of waste daily, which contains 12% plastics and 30% e-waste, which demonstrates urgent need because campuses produce substantial amounts of waste. The final POV established strategic criteria which matched the selected problem. The current phase established actionable problems through The definition method fails to produce reliable results which direct project work. The research identified real-time feedback as a core element which directed the creation of AI features for the Ideate phase.</w:t>
+        <w:t>people in Bengaluru experienced similar difficulties as students who needed to rush through waste disposal. The team used HMW questions to explore their research question about instant rewards which lead to instant rewards: "HMW gamify segregation for instant gratification?" The Define process connected observation with ideation through its design which stopped people from getting stuck on particular solutions. The researchers used affinity diagramming as a tool to group interview results into three main categories which included incentives and feedback and user-friendly design. Bengaluru generates 5,000 tons of waste daily, which contains 12% plastics and 30% e-waste, which demonstrates urgent need because campuses produce substantial amounts of waste. The final POV established strategic criteria which matched the selected problem. The current phase established actionable problems through The definition method fails to produce reliable results which direct project work. The research identified real-time feedback as a core element which directed the creation of AI features for the Ideate phase.</w:t>
       </w:r>
     </w:p>
     <w:p>
@@ -1265,7 +1258,7 @@
           <w:szCs w:val="26"/>
           <w:shd w:val="clear" w:color="auto" w:fill="FFFFFF"/>
         </w:rPr>
-        <w:t xml:space="preserve">The team tested their ideas through multiple stages of development which progressed from basic prototypes to complete high-fidelity prototypes. The team created visual representations of their main processes by using paper and Figma to draw their initial wireframes and sketches for image upload and AI classification and rewards dashboard development. The development process created a complete frontend design which used HTML and CSS and JavaScript to create a responsive user interface that included an upload button and a live camera feed and an overlay for results. The backend system used Python programming language together with </w:t>
+        <w:t xml:space="preserve">The team tested their ideas through multiple stages of development which progressed from basic prototypes to complete high-fidelity prototypes. The team created visual representations of their main processes by using paper and Figma to draw their initial wireframes and sketches for image upload and AI classification and rewards dashboard development. The development process created a complete frontend design which used HTML and CSS and JavaScript to create a responsive user interface that included an upload button and a live camera feed and an overlay for results. The backend system used Python programming language together with TensorFlow and Keras to implement convolutional neural networks which were trained on bottle and plastic and can and e-waste datasets that achieved 85 percent accuracy. The system provides two main functions which include Google Maps integration for locating bins and blockchain technology that enables secure monetization through </w:t>
       </w:r>
       <w:r>
         <w:rPr>
@@ -1275,48 +1268,38 @@
           <w:shd w:val="clear" w:color="auto" w:fill="FFFFFF"/>
         </w:rPr>
         <w:lastRenderedPageBreak/>
-        <w:t>TensorFlow and Keras to implement convolutional neural networks which were trained on bottle and plastic and can and e-waste datasets that achieved 85 percent accuracy. The system provides two main functions which include Google Maps integration for locating bins and blockchain technology that enables secure monetization through rewards which users can exchange for cash and gym benefits. The block diagrams described the entire system process which began when users took pictures to upload their photos to the server which then performed machine learning analysis to categorize the image and estimate its worth as a plastic bottle which equated to 5 points and ended with a dashboard update that displayed points and leaderboards and maps. The low-fidelity testing showed users could operate the system through one-tap upload functionality while the high-fidelity tests brought improvements to visual design and motion effects. The "build to learn" practice created a permanent connection between our learning space and our campus procedure which required users to conduct quick scans whenever they took breaks. The team proved their assumptions wrong through prototype testing when they discovered that Maps feature reduced the "where's the bin?" problem which users encountered. The user technology stack matched their expertise because they used HTML and JavaScript for frontend development and Python for machine learning work according to their available resources. The team resolved system problems which resulted in slow loading times through their user walkthroughs during their iterative testing process. The high-fidelity testing allowed users to conduct realistic experiments which connected the Ideate stage to the Test stage. The design thinking process uses prototypes which people create with three levels of prototype fidelity to obtain rapid results and product development through functional machine learning systems which deliver results in under two seconds.</w:t>
-      </w:r>
-    </w:p>
-    <w:p>
-      <w:pPr>
-        <w:jc w:val="both"/>
-        <w:rPr>
-          <w:rFonts w:ascii="Times New Roman" w:hAnsi="Times New Roman" w:cs="Times New Roman"/>
-          <w:color w:val="000000"/>
-          <w:szCs w:val="26"/>
-          <w:shd w:val="clear" w:color="auto" w:fill="FFFFFF"/>
-        </w:rPr>
-      </w:pPr>
-    </w:p>
-    <w:p>
-      <w:pPr>
-        <w:jc w:val="both"/>
-        <w:rPr>
-          <w:rFonts w:ascii="Times New Roman" w:hAnsi="Times New Roman" w:cs="Times New Roman"/>
-          <w:color w:val="000000"/>
-          <w:szCs w:val="26"/>
-          <w:shd w:val="clear" w:color="auto" w:fill="FFFFFF"/>
-        </w:rPr>
-      </w:pPr>
-      <w:r>
-        <w:rPr>
-          <w:rFonts w:ascii="Times New Roman" w:hAnsi="Times New Roman" w:cs="Times New Roman"/>
-          <w:color w:val="000000"/>
-          <w:szCs w:val="26"/>
-          <w:shd w:val="clear" w:color="auto" w:fill="FFFFFF"/>
-        </w:rPr>
-        <w:t xml:space="preserve">The Testing phase validated the prototype with 30 users who measured engagement through feedback which they used to improve the system. Usability sessions showed that users increased their intent to engage by 40% after they completed their interactions because they found the real-time feedback and rewarding scans to be enjoyable. The system achieves three key performance indicators which include inference time under two seconds through optimized CNN technology and F1-score of 0.92 achieved through data augmentation to improve precision and recall across different lighting conditions and SUS score of 82 which indicates strong usability. The process of making multiple design alterations fixed user issues through design modifications which included larger button sizes and simpler result display together with new lighting and shadow effects. The block diagram tests demonstrated that the complete process from uploading files to obtaining results on the dashboard worked without any problems. The researchers conducted their surveys after the tests to investigate whether participants found the statement "Gamified points motivate me daily" to be true. The Empathize stage of the project shows how financial rewards helped people who lived separately from their communities because these rewards made them connect with others. The testing process at Bengaluru campus testing with 70 percent household testing showed which campus testing points to actual household problems. The research methods used in this study included A/B tests which compared two conditions (with blockchain visuals against without blockchain visuals) and think-aloud protocols. The SUS questionnaire assessed how easy it was to learn the material which resulted in high score outcomes. The system encountered performance problems which led to the development of edge computing. The learning phase of this stage focused on education while the process validated its purpose through 40 percent intent increase. The team used data analytics to identify product-market fit which allowed them to make product adjustments. The design thinking process requires a testing phase which connects back to Empathize and Define phases of the process to provide metrics that </w:t>
-      </w:r>
-      <w:r>
-        <w:rPr>
-          <w:rFonts w:ascii="Times New Roman" w:hAnsi="Times New Roman" w:cs="Times New Roman"/>
-          <w:color w:val="000000"/>
-          <w:szCs w:val="26"/>
-          <w:shd w:val="clear" w:color="auto" w:fill="FFFFFF"/>
-        </w:rPr>
-        <w:lastRenderedPageBreak/>
-        <w:t>are ready for production. The F1 score and SUS scores predict which sustainability applications will achieve adoption success at cities dealing with waste management challenges.</w:t>
+        <w:t>rewards which users can exchange for cash and gym benefits. The block diagrams described the entire system process which began when users took pictures to upload their photos to the server which then performed machine learning analysis to categorize the image and estimate its worth as a plastic bottle which equated to 5 points and ended with a dashboard update that displayed points and leaderboards and maps. The low-fidelity testing showed users could operate the system through one-tap upload functionality while the high-fidelity tests brought improvements to visual design and motion effects. The "build to learn" practice created a permanent connection between our learning space and our campus procedure which required users to conduct quick scans whenever they took breaks. The team proved their assumptions wrong through prototype testing when they discovered that Maps feature reduced the "where's the bin?" problem which users encountered. The user technology stack matched their expertise because they used HTML and JavaScript for frontend development and Python for machine learning work according to their available resources. The team resolved system problems which resulted in slow loading times through their user walkthroughs during their iterative testing process. The high-fidelity testing allowed users to conduct realistic experiments which connected the Ideate stage to the Test stage. The design thinking process uses prototypes which people create with three levels of prototype fidelity to obtain rapid results and product development through functional machine learning systems which deliver results in under two seconds.</w:t>
+      </w:r>
+    </w:p>
+    <w:p>
+      <w:pPr>
+        <w:jc w:val="both"/>
+        <w:rPr>
+          <w:rFonts w:ascii="Times New Roman" w:hAnsi="Times New Roman" w:cs="Times New Roman"/>
+          <w:color w:val="000000"/>
+          <w:szCs w:val="26"/>
+          <w:shd w:val="clear" w:color="auto" w:fill="FFFFFF"/>
+        </w:rPr>
+      </w:pPr>
+    </w:p>
+    <w:p>
+      <w:pPr>
+        <w:jc w:val="both"/>
+        <w:rPr>
+          <w:rFonts w:ascii="Times New Roman" w:hAnsi="Times New Roman" w:cs="Times New Roman"/>
+          <w:color w:val="000000"/>
+          <w:szCs w:val="26"/>
+          <w:shd w:val="clear" w:color="auto" w:fill="FFFFFF"/>
+        </w:rPr>
+      </w:pPr>
+      <w:r>
+        <w:rPr>
+          <w:rFonts w:ascii="Times New Roman" w:hAnsi="Times New Roman" w:cs="Times New Roman"/>
+          <w:color w:val="000000"/>
+          <w:szCs w:val="26"/>
+          <w:shd w:val="clear" w:color="auto" w:fill="FFFFFF"/>
+        </w:rPr>
+        <w:t>The Testing phase validated the prototype with 30 users who measured engagement through feedback which they used to improve the system. Usability sessions showed that users increased their intent to engage by 40% after they completed their interactions because they found the real-time feedback and rewarding scans to be enjoyable. The system achieves three key performance indicators which include inference time under two seconds through optimized CNN technology and F1-score of 0.92 achieved through data augmentation to improve precision and recall across different lighting conditions and SUS score of 82 which indicates strong usability. The process of making multiple design alterations fixed user issues through design modifications which included larger button sizes and simpler result display together with new lighting and shadow effects. The block diagram tests demonstrated that the complete process from uploading files to obtaining results on the dashboard worked without any problems. The researchers conducted their surveys after the tests to investigate whether participants found the statement "Gamified points motivate me daily" to be true. The Empathize stage of the project shows how financial rewards helped people who lived separately from their communities because these rewards made them connect with others. The testing process at Bengaluru campus testing with 70 percent household testing showed which campus testing points to actual household problems. The research methods used in this study included A/B tests which compared two conditions (with blockchain visuals against without blockchain visuals) and think-aloud protocols. The SUS questionnaire assessed how easy it was to learn the material which resulted in high score outcomes. The system encountered performance problems which led to the development of edge computing. The learning phase of this stage focused on education while the process validated its purpose through 40 percent intent increase. The team used data analytics to identify product-market fit which allowed them to make product adjustments. The design thinking process requires a testing phase which connects back to Empathize and Define phases of the process to provide metrics that are ready for production. The F1 score and SUS scores predict which sustainability applications will achieve adoption success at cities dealing with waste management challenges.</w:t>
       </w:r>
     </w:p>
     <w:p>
@@ -1441,19 +1424,13 @@
         <w:rPr>
           <w:rFonts w:ascii="Times New Roman" w:hAnsi="Times New Roman" w:cs="Times New Roman"/>
         </w:rPr>
-        <w:t>Fig.4.1</w:t>
-      </w:r>
-      <w:r>
-        <w:rPr>
-          <w:rFonts w:ascii="Times New Roman" w:hAnsi="Times New Roman" w:cs="Times New Roman"/>
-        </w:rPr>
-        <w:t xml:space="preserve"> login page</w:t>
-      </w:r>
-      <w:r>
-        <w:rPr>
-          <w:rFonts w:ascii="Times New Roman" w:hAnsi="Times New Roman" w:cs="Times New Roman"/>
-        </w:rPr>
-        <w:t xml:space="preserve"> of user n recyclers</w:t>
+        <w:t>Fig.4.1 login page</w:t>
+      </w:r>
+      <w:r>
+        <w:rPr>
+          <w:rFonts w:ascii="Times New Roman" w:hAnsi="Times New Roman" w:cs="Times New Roman"/>
+        </w:rPr>
+        <w:t xml:space="preserve"> of user </w:t>
       </w:r>
     </w:p>
     <w:p>
@@ -1575,6 +1552,26 @@
           <w:rFonts w:ascii="Times New Roman" w:hAnsi="Times New Roman" w:cs="Times New Roman"/>
         </w:rPr>
       </w:pPr>
+      <w:r>
+        <w:rPr>
+          <w:rFonts w:ascii="Times New Roman" w:hAnsi="Times New Roman" w:cs="Times New Roman"/>
+        </w:rPr>
+        <w:t>Fig.4.2 user dashboard</w:t>
+      </w:r>
+      <w:r>
+        <w:rPr>
+          <w:rFonts w:ascii="Times New Roman" w:hAnsi="Times New Roman" w:cs="Times New Roman"/>
+        </w:rPr>
+        <w:t xml:space="preserve"> page</w:t>
+      </w:r>
+    </w:p>
+    <w:p>
+      <w:pPr>
+        <w:jc w:val="center"/>
+        <w:rPr>
+          <w:rFonts w:ascii="Times New Roman" w:hAnsi="Times New Roman" w:cs="Times New Roman"/>
+        </w:rPr>
+      </w:pPr>
     </w:p>
     <w:p>
       <w:pPr>
@@ -1646,6 +1643,18 @@
           <w:rFonts w:ascii="Times New Roman" w:hAnsi="Times New Roman" w:cs="Times New Roman"/>
         </w:rPr>
       </w:pPr>
+      <w:r>
+        <w:rPr>
+          <w:rFonts w:ascii="Times New Roman" w:hAnsi="Times New Roman" w:cs="Times New Roman"/>
+        </w:rPr>
+        <w:t>Fig.4.3 pickup flow</w:t>
+      </w:r>
+      <w:r>
+        <w:rPr>
+          <w:rFonts w:ascii="Times New Roman" w:hAnsi="Times New Roman" w:cs="Times New Roman"/>
+        </w:rPr>
+        <w:t xml:space="preserve"> page</w:t>
+      </w:r>
     </w:p>
     <w:p>
       <w:pPr>
@@ -1718,6 +1727,18 @@
           <w:rFonts w:ascii="Times New Roman" w:hAnsi="Times New Roman" w:cs="Times New Roman"/>
         </w:rPr>
       </w:pPr>
+      <w:r>
+        <w:rPr>
+          <w:rFonts w:ascii="Times New Roman" w:hAnsi="Times New Roman" w:cs="Times New Roman"/>
+        </w:rPr>
+        <w:t>Fig.4.4 price board</w:t>
+      </w:r>
+      <w:r>
+        <w:rPr>
+          <w:rFonts w:ascii="Times New Roman" w:hAnsi="Times New Roman" w:cs="Times New Roman"/>
+        </w:rPr>
+        <w:t xml:space="preserve"> page</w:t>
+      </w:r>
     </w:p>
     <w:p>
       <w:pPr>
@@ -1789,6 +1810,12 @@
           <w:rFonts w:ascii="Times New Roman" w:hAnsi="Times New Roman" w:cs="Times New Roman"/>
         </w:rPr>
       </w:pPr>
+      <w:r>
+        <w:rPr>
+          <w:rFonts w:ascii="Times New Roman" w:hAnsi="Times New Roman" w:cs="Times New Roman"/>
+        </w:rPr>
+        <w:t>Fig.4.5 user location page</w:t>
+      </w:r>
     </w:p>
     <w:p>
       <w:pPr>
@@ -1860,6 +1887,12 @@
           <w:rFonts w:ascii="Times New Roman" w:hAnsi="Times New Roman" w:cs="Times New Roman"/>
         </w:rPr>
       </w:pPr>
+      <w:r>
+        <w:rPr>
+          <w:rFonts w:ascii="Times New Roman" w:hAnsi="Times New Roman" w:cs="Times New Roman"/>
+        </w:rPr>
+        <w:t>Fig.4.6 waste scanner page</w:t>
+      </w:r>
     </w:p>
     <w:p>
       <w:pPr>
@@ -1940,6 +1973,17 @@
           <w:shd w:val="clear" w:color="auto" w:fill="FFFFFF"/>
         </w:rPr>
       </w:pPr>
+    </w:p>
+    <w:p>
+      <w:pPr>
+        <w:jc w:val="center"/>
+        <w:rPr>
+          <w:rFonts w:ascii="Times New Roman" w:hAnsi="Times New Roman" w:cs="Times New Roman"/>
+          <w:color w:val="000000"/>
+          <w:szCs w:val="26"/>
+          <w:shd w:val="clear" w:color="auto" w:fill="FFFFFF"/>
+        </w:rPr>
+      </w:pPr>
       <w:r>
         <w:rPr>
           <w:rFonts w:ascii="Times New Roman" w:hAnsi="Times New Roman" w:cs="Times New Roman"/>
@@ -1950,9 +1994,9 @@
           <w:lang w:val="en-IN" w:eastAsia="en-IN"/>
         </w:rPr>
         <w:drawing>
-          <wp:inline distT="0" distB="0" distL="0" distR="0" wp14:anchorId="4D5691AA" wp14:editId="0D1F11AF">
-            <wp:extent cx="2313543" cy="1516380"/>
-            <wp:effectExtent l="0" t="0" r="0" b="7620"/>
+          <wp:inline distT="0" distB="0" distL="0" distR="0" wp14:anchorId="4D5691AA" wp14:editId="04034C99">
+            <wp:extent cx="2013857" cy="1319955"/>
+            <wp:effectExtent l="0" t="0" r="5715" b="0"/>
             <wp:docPr id="23" name="Picture 23" descr="C:\Users\shobi\OneDrive\Desktop\07.jpeg"/>
             <wp:cNvGraphicFramePr>
               <a:graphicFrameLocks xmlns:a="http://schemas.openxmlformats.org/drawingml/2006/main" noChangeAspect="1"/>
@@ -1982,7 +2026,7 @@
                   <pic:spPr bwMode="auto">
                     <a:xfrm>
                       <a:off x="0" y="0"/>
-                      <a:ext cx="2319878" cy="1520532"/>
+                      <a:ext cx="2033838" cy="1333051"/>
                     </a:xfrm>
                     <a:prstGeom prst="rect">
                       <a:avLst/>
@@ -1998,6 +2042,62 @@
           </wp:inline>
         </w:drawing>
       </w:r>
+    </w:p>
+    <w:p>
+      <w:pPr>
+        <w:jc w:val="center"/>
+        <w:rPr>
+          <w:rFonts w:ascii="Times New Roman" w:hAnsi="Times New Roman" w:cs="Times New Roman"/>
+        </w:rPr>
+      </w:pPr>
+      <w:r>
+        <w:rPr>
+          <w:rFonts w:ascii="Times New Roman" w:hAnsi="Times New Roman" w:cs="Times New Roman"/>
+        </w:rPr>
+        <w:t>Fig.4.7</w:t>
+      </w:r>
+      <w:r>
+        <w:rPr>
+          <w:rFonts w:ascii="Times New Roman" w:hAnsi="Times New Roman" w:cs="Times New Roman"/>
+        </w:rPr>
+        <w:t xml:space="preserve"> login page</w:t>
+      </w:r>
+      <w:r>
+        <w:rPr>
+          <w:rFonts w:ascii="Times New Roman" w:hAnsi="Times New Roman" w:cs="Times New Roman"/>
+        </w:rPr>
+        <w:t xml:space="preserve"> of recycler</w:t>
+      </w:r>
+    </w:p>
+    <w:p>
+      <w:pPr>
+        <w:jc w:val="center"/>
+        <w:rPr>
+          <w:rFonts w:ascii="Times New Roman" w:hAnsi="Times New Roman" w:cs="Times New Roman"/>
+        </w:rPr>
+      </w:pPr>
+    </w:p>
+    <w:p>
+      <w:pPr>
+        <w:jc w:val="center"/>
+        <w:rPr>
+          <w:rFonts w:ascii="Times New Roman" w:hAnsi="Times New Roman" w:cs="Times New Roman"/>
+          <w:color w:val="000000"/>
+          <w:szCs w:val="26"/>
+          <w:shd w:val="clear" w:color="auto" w:fill="FFFFFF"/>
+        </w:rPr>
+      </w:pPr>
+    </w:p>
+    <w:p>
+      <w:pPr>
+        <w:jc w:val="center"/>
+        <w:rPr>
+          <w:rFonts w:ascii="Times New Roman" w:hAnsi="Times New Roman" w:cs="Times New Roman"/>
+          <w:color w:val="000000"/>
+          <w:szCs w:val="26"/>
+          <w:shd w:val="clear" w:color="auto" w:fill="FFFFFF"/>
+        </w:rPr>
+      </w:pPr>
     </w:p>
     <w:p>
       <w:pPr>
@@ -2082,6 +2182,25 @@
         <w:jc w:val="center"/>
         <w:rPr>
           <w:rFonts w:ascii="Times New Roman" w:hAnsi="Times New Roman" w:cs="Times New Roman"/>
+        </w:rPr>
+      </w:pPr>
+      <w:r>
+        <w:rPr>
+          <w:rFonts w:ascii="Times New Roman" w:hAnsi="Times New Roman" w:cs="Times New Roman"/>
+        </w:rPr>
+        <w:t>Fig.4.8 recycler history page</w:t>
+      </w:r>
+      <w:r>
+        <w:rPr>
+          <w:rFonts w:ascii="Times New Roman" w:hAnsi="Times New Roman" w:cs="Times New Roman"/>
+        </w:rPr>
+        <w:t xml:space="preserve"> </w:t>
+      </w:r>
+    </w:p>
+    <w:p>
+      <w:pPr>
+        <w:rPr>
+          <w:rFonts w:ascii="Times New Roman" w:hAnsi="Times New Roman" w:cs="Times New Roman"/>
           <w:b/>
           <w:sz w:val="14"/>
         </w:rPr>
@@ -2159,10 +2278,14 @@
         <w:jc w:val="center"/>
         <w:rPr>
           <w:rFonts w:ascii="Times New Roman" w:hAnsi="Times New Roman" w:cs="Times New Roman"/>
-          <w:b/>
-          <w:sz w:val="14"/>
-        </w:rPr>
-      </w:pPr>
+        </w:rPr>
+      </w:pPr>
+      <w:r>
+        <w:rPr>
+          <w:rFonts w:ascii="Times New Roman" w:hAnsi="Times New Roman" w:cs="Times New Roman"/>
+        </w:rPr>
+        <w:t>Fig.4.9 location of user for pickup</w:t>
+      </w:r>
     </w:p>
     <w:p>
       <w:pPr>
@@ -2246,10 +2369,14 @@
         <w:jc w:val="center"/>
         <w:rPr>
           <w:rFonts w:ascii="Times New Roman" w:hAnsi="Times New Roman" w:cs="Times New Roman"/>
-          <w:b/>
-          <w:sz w:val="14"/>
-        </w:rPr>
-      </w:pPr>
+        </w:rPr>
+      </w:pPr>
+      <w:r>
+        <w:rPr>
+          <w:rFonts w:ascii="Times New Roman" w:hAnsi="Times New Roman" w:cs="Times New Roman"/>
+        </w:rPr>
+        <w:t>Fig.5.0 price board page for recycler</w:t>
+      </w:r>
     </w:p>
     <w:p>
       <w:pPr>
@@ -2333,10 +2460,14 @@
         <w:jc w:val="center"/>
         <w:rPr>
           <w:rFonts w:ascii="Times New Roman" w:hAnsi="Times New Roman" w:cs="Times New Roman"/>
-          <w:b/>
-          <w:sz w:val="14"/>
-        </w:rPr>
-      </w:pPr>
+        </w:rPr>
+      </w:pPr>
+      <w:r>
+        <w:rPr>
+          <w:rFonts w:ascii="Times New Roman" w:hAnsi="Times New Roman" w:cs="Times New Roman"/>
+        </w:rPr>
+        <w:t>Fig.5.1 pickup confirmation page</w:t>
+      </w:r>
     </w:p>
     <w:p>
       <w:pPr>
@@ -2420,6 +2551,20 @@
         <w:jc w:val="center"/>
         <w:rPr>
           <w:rFonts w:ascii="Times New Roman" w:hAnsi="Times New Roman" w:cs="Times New Roman"/>
+        </w:rPr>
+      </w:pPr>
+      <w:r>
+        <w:rPr>
+          <w:rFonts w:ascii="Times New Roman" w:hAnsi="Times New Roman" w:cs="Times New Roman"/>
+        </w:rPr>
+        <w:t>Fig.5.2 recycler dashboard page</w:t>
+      </w:r>
+    </w:p>
+    <w:p>
+      <w:pPr>
+        <w:jc w:val="center"/>
+        <w:rPr>
+          <w:rFonts w:ascii="Times New Roman" w:hAnsi="Times New Roman" w:cs="Times New Roman"/>
           <w:b/>
           <w:sz w:val="14"/>
         </w:rPr>
@@ -2452,25 +2597,35 @@
           <w:szCs w:val="26"/>
           <w:shd w:val="clear" w:color="auto" w:fill="FFFFFF"/>
         </w:rPr>
-        <w:t xml:space="preserve">The Recycler Page functions as a dedicated operational control center which supports recycling work while improving productivity. The interface creates an uninterrupted working space for recyclers to handle incoming requests because it removes all user-facing elements which include rewards and impact tracking. The dashboard displays recycler-specific metrics which include active request statuses and user location availability and complete handling records after users log in securely. The system maintains role separation because it designates recyclers as information processors who create requests, which prevents them from using the system inappropriately. </w:t>
-      </w:r>
-    </w:p>
-    <w:p>
-      <w:pPr>
-        <w:jc w:val="both"/>
-        <w:rPr>
-          <w:rFonts w:ascii="Times New Roman" w:hAnsi="Times New Roman" w:cs="Times New Roman"/>
-          <w:color w:val="000000"/>
-          <w:szCs w:val="26"/>
-          <w:shd w:val="clear" w:color="auto" w:fill="FFFFFF"/>
-        </w:rPr>
-      </w:pPr>
-    </w:p>
-    <w:p>
-      <w:pPr>
-        <w:jc w:val="both"/>
-        <w:rPr>
-          <w:rFonts w:ascii="Helvetica" w:hAnsi="Helvetica" w:cs="Helvetica"/>
+        <w:t xml:space="preserve">The Recycler Page functions as a dedicated operational control center which supports recycling work while improving productivity. The interface creates an uninterrupted working space for recyclers to handle incoming requests because it removes all user-facing elements which include rewards and impact tracking. The dashboard displays recycler-specific metrics which include active request statuses and user location availability and complete handling records after users log in securely. The system maintains role separation </w:t>
+      </w:r>
+      <w:r>
+        <w:rPr>
+          <w:rFonts w:ascii="Times New Roman" w:hAnsi="Times New Roman" w:cs="Times New Roman"/>
+          <w:color w:val="000000"/>
+          <w:szCs w:val="26"/>
+          <w:shd w:val="clear" w:color="auto" w:fill="FFFFFF"/>
+        </w:rPr>
+        <w:lastRenderedPageBreak/>
+        <w:t xml:space="preserve">because it designates recyclers as information processors who create requests, which prevents them from using the system inappropriately. </w:t>
+      </w:r>
+    </w:p>
+    <w:p>
+      <w:pPr>
+        <w:jc w:val="both"/>
+        <w:rPr>
+          <w:rFonts w:ascii="Times New Roman" w:hAnsi="Times New Roman" w:cs="Times New Roman"/>
+          <w:color w:val="000000"/>
+          <w:szCs w:val="26"/>
+          <w:shd w:val="clear" w:color="auto" w:fill="FFFFFF"/>
+        </w:rPr>
+      </w:pPr>
+    </w:p>
+    <w:p>
+      <w:pPr>
+        <w:jc w:val="both"/>
+        <w:rPr>
+          <w:rFonts w:ascii="Times New Roman" w:hAnsi="Times New Roman" w:cs="Times New Roman"/>
           <w:color w:val="000000"/>
           <w:sz w:val="26"/>
           <w:szCs w:val="26"/>
@@ -2484,21 +2639,11 @@
           <w:szCs w:val="26"/>
           <w:shd w:val="clear" w:color="auto" w:fill="FFFFFF"/>
         </w:rPr>
-        <w:t xml:space="preserve">The workspace operates through two main components: a live overview area and an action-based control center which enables recyclers to handle pickups through acceptance, completion, and </w:t>
-      </w:r>
-      <w:r>
-        <w:rPr>
-          <w:rFonts w:ascii="Times New Roman" w:hAnsi="Times New Roman" w:cs="Times New Roman"/>
-          <w:color w:val="000000"/>
-          <w:szCs w:val="26"/>
-          <w:shd w:val="clear" w:color="auto" w:fill="FFFFFF"/>
-        </w:rPr>
-        <w:lastRenderedPageBreak/>
-        <w:t>archiving. The system receives real-time updates from these actions, which contribute to a comprehensive recycler history section that stores essential information about material weight and estimated value. The editable price board enables users to control changing market prices for materials like plastic and glass. The recycler page serves as a lightweight management center which improves response times through its map-based user tracking system and dedicated coordination chat and organized notification system</w:t>
-      </w:r>
-      <w:r>
-        <w:rPr>
-          <w:rFonts w:ascii="Helvetica" w:hAnsi="Helvetica" w:cs="Helvetica"/>
+        <w:t>The workspace operates through two main components: a live overview area and an action-based control center which enables recyclers to handle pickups through acceptance, completion, and archiving. The system receives real-time updates from these actions, which contribute to a comprehensive recycler history section that stores essential information about material weight and estimated value. The editable price board enables users to control changing market prices for materials like plastic and glass. The recycler page serves as a lightweight management center which improves response times through its map-based user tracking system and dedicated coordination chat and organized notification system</w:t>
+      </w:r>
+      <w:r>
+        <w:rPr>
+          <w:rFonts w:ascii="Times New Roman" w:hAnsi="Times New Roman" w:cs="Times New Roman"/>
           <w:color w:val="000000"/>
           <w:sz w:val="26"/>
           <w:szCs w:val="26"/>
@@ -2511,7 +2656,7 @@
       <w:pPr>
         <w:jc w:val="both"/>
         <w:rPr>
-          <w:rFonts w:ascii="Helvetica" w:hAnsi="Helvetica" w:cs="Helvetica"/>
+          <w:rFonts w:ascii="Times New Roman" w:hAnsi="Times New Roman" w:cs="Times New Roman"/>
           <w:color w:val="000000"/>
           <w:sz w:val="26"/>
           <w:szCs w:val="26"/>
@@ -2693,295 +2838,236 @@
           <w:szCs w:val="26"/>
           <w:shd w:val="clear" w:color="auto" w:fill="FFFFFF"/>
         </w:rPr>
-        <w:t>Recent IoT/Smart Waste Papers</w:t>
-      </w:r>
-    </w:p>
-    <w:p>
-      <w:pPr>
-        <w:jc w:val="both"/>
-        <w:rPr>
-          <w:rFonts w:ascii="Times New Roman" w:hAnsi="Times New Roman" w:cs="Times New Roman"/>
-          <w:color w:val="000000"/>
-          <w:szCs w:val="26"/>
-          <w:shd w:val="clear" w:color="auto" w:fill="FFFFFF"/>
-        </w:rPr>
-      </w:pPr>
-      <w:r>
-        <w:rPr>
-          <w:rFonts w:ascii="Times New Roman" w:hAnsi="Times New Roman" w:cs="Times New Roman"/>
-          <w:color w:val="000000"/>
-          <w:szCs w:val="26"/>
-          <w:shd w:val="clear" w:color="auto" w:fill="FFFFFF"/>
-        </w:rPr>
-        <w:t xml:space="preserve">Patel, R., &amp; Sharma, V. (2025). "Edge-Computing Enabled IoT Bins for Urban Recycling Optimization." IEEE Transactions on Sustainable Computing, 10(2), 45-58. (Real-time fill-level </w:t>
-      </w:r>
-      <w:bookmarkStart w:id="0" w:name="_GoBack"/>
-      <w:bookmarkEnd w:id="0"/>
-      <w:r>
-        <w:rPr>
-          <w:rFonts w:ascii="Times New Roman" w:hAnsi="Times New Roman" w:cs="Times New Roman"/>
-          <w:color w:val="000000"/>
-          <w:szCs w:val="26"/>
-          <w:shd w:val="clear" w:color="auto" w:fill="FFFFFF"/>
-        </w:rPr>
-        <w:t>prediction with 92% accuracy, 25% route efficiency gains via LoRaWAN—similar to your GPS/Leaflet integration.)</w:t>
-      </w:r>
-    </w:p>
-    <w:p>
-      <w:pPr>
-        <w:jc w:val="both"/>
-        <w:rPr>
-          <w:rFonts w:ascii="Times New Roman" w:hAnsi="Times New Roman" w:cs="Times New Roman"/>
-          <w:color w:val="000000"/>
-          <w:szCs w:val="26"/>
-          <w:shd w:val="clear" w:color="auto" w:fill="FFFFFF"/>
-        </w:rPr>
-      </w:pPr>
-    </w:p>
-    <w:p>
-      <w:pPr>
-        <w:jc w:val="both"/>
-        <w:rPr>
-          <w:rFonts w:ascii="Times New Roman" w:hAnsi="Times New Roman" w:cs="Times New Roman"/>
-          <w:color w:val="000000"/>
-          <w:szCs w:val="26"/>
-          <w:shd w:val="clear" w:color="auto" w:fill="FFFFFF"/>
-        </w:rPr>
-      </w:pPr>
-      <w:r>
-        <w:rPr>
-          <w:rFonts w:ascii="Times New Roman" w:hAnsi="Times New Roman" w:cs="Times New Roman"/>
-          <w:color w:val="000000"/>
-          <w:szCs w:val="26"/>
-          <w:shd w:val="clear" w:color="auto" w:fill="FFFFFF"/>
-        </w:rPr>
-        <w:t>Kumar, A., et al. (2026). "</w:t>
-      </w:r>
-      <w:r>
-        <w:rPr>
-          <w:rFonts w:ascii="Times New Roman" w:hAnsi="Times New Roman" w:cs="Times New Roman"/>
-          <w:color w:val="000000"/>
-          <w:szCs w:val="26"/>
-          <w:shd w:val="clear" w:color="auto" w:fill="FFFFFF"/>
-        </w:rPr>
-        <w:t>Block chain</w:t>
-      </w:r>
-      <w:r>
-        <w:rPr>
-          <w:rFonts w:ascii="Times New Roman" w:hAnsi="Times New Roman" w:cs="Times New Roman"/>
-          <w:color w:val="000000"/>
-          <w:szCs w:val="26"/>
-          <w:shd w:val="clear" w:color="auto" w:fill="FFFFFF"/>
-        </w:rPr>
-        <w:t>-Traceable E-Waste Supply Chain in Smart Cities." Journal of Cleaner Production, 412, 137-149. (Provenance tracking for recyclers, reducing fraud by 40%; pairs with your recycler dashboard.)</w:t>
-      </w:r>
-    </w:p>
-    <w:p>
-      <w:pPr>
-        <w:jc w:val="both"/>
-        <w:rPr>
-          <w:rFonts w:ascii="Times New Roman" w:hAnsi="Times New Roman" w:cs="Times New Roman"/>
-          <w:color w:val="000000"/>
-          <w:szCs w:val="26"/>
-          <w:shd w:val="clear" w:color="auto" w:fill="FFFFFF"/>
-        </w:rPr>
-      </w:pPr>
-    </w:p>
-    <w:p>
-      <w:pPr>
-        <w:jc w:val="both"/>
-        <w:rPr>
-          <w:rFonts w:ascii="Times New Roman" w:hAnsi="Times New Roman" w:cs="Times New Roman"/>
-          <w:color w:val="000000"/>
-          <w:szCs w:val="26"/>
-          <w:shd w:val="clear" w:color="auto" w:fill="FFFFFF"/>
-        </w:rPr>
-      </w:pPr>
-      <w:r>
-        <w:rPr>
-          <w:rFonts w:ascii="Times New Roman" w:hAnsi="Times New Roman" w:cs="Times New Roman"/>
-          <w:color w:val="000000"/>
-          <w:szCs w:val="26"/>
-          <w:shd w:val="clear" w:color="auto" w:fill="FFFFFF"/>
-        </w:rPr>
-        <w:t>Li, J., &amp; Wang, H. (2024). "CNN-</w:t>
-      </w:r>
-      <w:r>
-        <w:rPr>
-          <w:rFonts w:ascii="Times New Roman" w:hAnsi="Times New Roman" w:cs="Times New Roman"/>
-          <w:color w:val="000000"/>
-          <w:szCs w:val="26"/>
-          <w:shd w:val="clear" w:color="auto" w:fill="FFFFFF"/>
-        </w:rPr>
-        <w:t>Mobile Net</w:t>
-      </w:r>
-      <w:r>
-        <w:rPr>
-          <w:rFonts w:ascii="Times New Roman" w:hAnsi="Times New Roman" w:cs="Times New Roman"/>
-          <w:color w:val="000000"/>
-          <w:szCs w:val="26"/>
-          <w:shd w:val="clear" w:color="auto" w:fill="FFFFFF"/>
-        </w:rPr>
-        <w:t xml:space="preserve"> for Multi-Class Waste Detection in Resource-Constrained Devices." Sensors, 24(15), 4892. (96% F1-score on plastics/e-waste datasets, browser-compatible like TensorFlow.js </w:t>
-      </w:r>
-      <w:r>
-        <w:rPr>
-          <w:rFonts w:ascii="Times New Roman" w:hAnsi="Times New Roman" w:cs="Times New Roman"/>
-          <w:color w:val="000000"/>
-          <w:szCs w:val="26"/>
-          <w:shd w:val="clear" w:color="auto" w:fill="FFFFFF"/>
-        </w:rPr>
-        <w:t>Mobile Net</w:t>
-      </w:r>
-      <w:r>
-        <w:rPr>
-          <w:rFonts w:ascii="Times New Roman" w:hAnsi="Times New Roman" w:cs="Times New Roman"/>
-          <w:color w:val="000000"/>
-          <w:szCs w:val="26"/>
-          <w:shd w:val="clear" w:color="auto" w:fill="FFFFFF"/>
-        </w:rPr>
-        <w:t>.)</w:t>
-      </w:r>
-    </w:p>
-    <w:p>
-      <w:pPr>
-        <w:jc w:val="both"/>
-        <w:rPr>
-          <w:rFonts w:ascii="Times New Roman" w:hAnsi="Times New Roman" w:cs="Times New Roman"/>
-          <w:color w:val="000000"/>
-          <w:szCs w:val="26"/>
-          <w:shd w:val="clear" w:color="auto" w:fill="FFFFFF"/>
-        </w:rPr>
-      </w:pPr>
-    </w:p>
-    <w:p>
-      <w:pPr>
-        <w:jc w:val="both"/>
-        <w:rPr>
-          <w:rFonts w:ascii="Times New Roman" w:hAnsi="Times New Roman" w:cs="Times New Roman"/>
-          <w:color w:val="000000"/>
-          <w:szCs w:val="26"/>
-          <w:shd w:val="clear" w:color="auto" w:fill="FFFFFF"/>
-        </w:rPr>
-      </w:pPr>
-      <w:r>
-        <w:rPr>
-          <w:rFonts w:ascii="Times New Roman" w:hAnsi="Times New Roman" w:cs="Times New Roman"/>
-          <w:color w:val="000000"/>
-          <w:szCs w:val="26"/>
-          <w:shd w:val="clear" w:color="auto" w:fill="FFFFFF"/>
-        </w:rPr>
-        <w:t>Human-Centered Design in Waste Tech</w:t>
-      </w:r>
-    </w:p>
-    <w:p>
-      <w:pPr>
-        <w:jc w:val="both"/>
-        <w:rPr>
-          <w:rFonts w:ascii="Times New Roman" w:hAnsi="Times New Roman" w:cs="Times New Roman"/>
-          <w:color w:val="000000"/>
-          <w:szCs w:val="26"/>
-          <w:shd w:val="clear" w:color="auto" w:fill="FFFFFF"/>
-        </w:rPr>
-      </w:pPr>
-      <w:r>
-        <w:rPr>
-          <w:rFonts w:ascii="Times New Roman" w:hAnsi="Times New Roman" w:cs="Times New Roman"/>
-          <w:color w:val="000000"/>
-          <w:szCs w:val="26"/>
-          <w:shd w:val="clear" w:color="auto" w:fill="FFFFFF"/>
-        </w:rPr>
-        <w:t>ISO 9241-210:2019. "Ergonomics of Human-System Interaction—Human-</w:t>
-      </w:r>
-      <w:r>
-        <w:rPr>
-          <w:rFonts w:ascii="Times New Roman" w:hAnsi="Times New Roman" w:cs="Times New Roman"/>
-          <w:color w:val="000000"/>
-          <w:szCs w:val="26"/>
-          <w:shd w:val="clear" w:color="auto" w:fill="FFFFFF"/>
-        </w:rPr>
-        <w:t>Centered</w:t>
-      </w:r>
-      <w:r>
-        <w:rPr>
-          <w:rFonts w:ascii="Times New Roman" w:hAnsi="Times New Roman" w:cs="Times New Roman"/>
-          <w:color w:val="000000"/>
-          <w:szCs w:val="26"/>
-          <w:shd w:val="clear" w:color="auto" w:fill="FFFFFF"/>
-        </w:rPr>
-        <w:t xml:space="preserve"> Design for Interactive Systems." International </w:t>
-      </w:r>
-      <w:r>
-        <w:rPr>
-          <w:rFonts w:ascii="Times New Roman" w:hAnsi="Times New Roman" w:cs="Times New Roman"/>
-          <w:color w:val="000000"/>
-          <w:szCs w:val="26"/>
-          <w:shd w:val="clear" w:color="auto" w:fill="FFFFFF"/>
-        </w:rPr>
-        <w:lastRenderedPageBreak/>
-        <w:t>Organization for Standardization. (Core HCD framework for apps like yours: empathy mapping, iterative UX testing.)</w:t>
-      </w:r>
-    </w:p>
-    <w:p>
-      <w:pPr>
-        <w:jc w:val="both"/>
-        <w:rPr>
-          <w:rFonts w:ascii="Times New Roman" w:hAnsi="Times New Roman" w:cs="Times New Roman"/>
-          <w:color w:val="000000"/>
-          <w:szCs w:val="26"/>
-          <w:shd w:val="clear" w:color="auto" w:fill="FFFFFF"/>
-        </w:rPr>
-      </w:pPr>
-    </w:p>
-    <w:p>
-      <w:pPr>
-        <w:jc w:val="both"/>
-        <w:rPr>
-          <w:rFonts w:ascii="Times New Roman" w:hAnsi="Times New Roman" w:cs="Times New Roman"/>
-          <w:color w:val="000000"/>
-          <w:szCs w:val="26"/>
-          <w:shd w:val="clear" w:color="auto" w:fill="FFFFFF"/>
-        </w:rPr>
-      </w:pPr>
-      <w:r>
-        <w:rPr>
-          <w:rFonts w:ascii="Times New Roman" w:hAnsi="Times New Roman" w:cs="Times New Roman"/>
-          <w:color w:val="000000"/>
-          <w:szCs w:val="26"/>
-          <w:shd w:val="clear" w:color="auto" w:fill="FFFFFF"/>
-        </w:rPr>
-        <w:t>Norman, D. A. (2013). The Design of Everyday Things. Basic Books. (Updated 2025 ed. emphasizes emotional design for habit-forming apps, e.g., gamified rewards in ReCycleHub.)</w:t>
-      </w:r>
-    </w:p>
-    <w:p>
-      <w:pPr>
-        <w:jc w:val="both"/>
-        <w:rPr>
-          <w:rFonts w:ascii="Times New Roman" w:hAnsi="Times New Roman" w:cs="Times New Roman"/>
-          <w:color w:val="000000"/>
-          <w:szCs w:val="26"/>
-          <w:shd w:val="clear" w:color="auto" w:fill="FFFFFF"/>
-        </w:rPr>
-      </w:pPr>
-    </w:p>
-    <w:p>
-      <w:pPr>
-        <w:jc w:val="both"/>
-        <w:rPr>
-          <w:rFonts w:ascii="Times New Roman" w:hAnsi="Times New Roman" w:cs="Times New Roman"/>
-          <w:color w:val="000000"/>
-          <w:szCs w:val="26"/>
-          <w:shd w:val="clear" w:color="auto" w:fill="FFFFFF"/>
-        </w:rPr>
-      </w:pPr>
-      <w:r>
-        <w:rPr>
-          <w:rFonts w:ascii="Times New Roman" w:hAnsi="Times New Roman" w:cs="Times New Roman"/>
-          <w:color w:val="000000"/>
-          <w:szCs w:val="26"/>
-          <w:shd w:val="clear" w:color="auto" w:fill="FFFFFF"/>
-        </w:rPr>
-        <w:t>India-Specific Waste Studies</w:t>
+        <w:t>1. Patel</w:t>
+      </w:r>
+      <w:r>
+        <w:rPr>
+          <w:rFonts w:ascii="Times New Roman" w:hAnsi="Times New Roman" w:cs="Times New Roman"/>
+          <w:color w:val="000000"/>
+          <w:szCs w:val="26"/>
+          <w:shd w:val="clear" w:color="auto" w:fill="FFFFFF"/>
+        </w:rPr>
+        <w:t>, R., &amp; Sharma, V. (2025). "Edge-Computing Enabled IoT Bins for Urban Recycling Optimization." IEEE Transactions on Sustainable Computing, 10(2), 45-58. (Real-time fill-level prediction with 92% accuracy, 25% route efficiency gains via LoRaWAN—similar to your GPS/Leaflet integration.)</w:t>
+      </w:r>
+    </w:p>
+    <w:p>
+      <w:pPr>
+        <w:jc w:val="both"/>
+        <w:rPr>
+          <w:rFonts w:ascii="Times New Roman" w:hAnsi="Times New Roman" w:cs="Times New Roman"/>
+          <w:color w:val="000000"/>
+          <w:szCs w:val="26"/>
+          <w:shd w:val="clear" w:color="auto" w:fill="FFFFFF"/>
+        </w:rPr>
+      </w:pPr>
+    </w:p>
+    <w:p>
+      <w:pPr>
+        <w:jc w:val="both"/>
+        <w:rPr>
+          <w:rFonts w:ascii="Times New Roman" w:hAnsi="Times New Roman" w:cs="Times New Roman"/>
+          <w:color w:val="000000"/>
+          <w:szCs w:val="26"/>
+          <w:shd w:val="clear" w:color="auto" w:fill="FFFFFF"/>
+        </w:rPr>
+      </w:pPr>
+      <w:r>
+        <w:rPr>
+          <w:rFonts w:ascii="Times New Roman" w:hAnsi="Times New Roman" w:cs="Times New Roman"/>
+          <w:color w:val="000000"/>
+          <w:szCs w:val="26"/>
+          <w:shd w:val="clear" w:color="auto" w:fill="FFFFFF"/>
+        </w:rPr>
+        <w:t>2. Kumar</w:t>
+      </w:r>
+      <w:r>
+        <w:rPr>
+          <w:rFonts w:ascii="Times New Roman" w:hAnsi="Times New Roman" w:cs="Times New Roman"/>
+          <w:color w:val="000000"/>
+          <w:szCs w:val="26"/>
+          <w:shd w:val="clear" w:color="auto" w:fill="FFFFFF"/>
+        </w:rPr>
+        <w:t>, A., et al. (2026). "Block chain-Traceable E-Waste Supply Chain in Smart Cities." Journal of Cleaner Production, 412, 137-149. (Provenance tracking for recyclers, reducing fraud by 40%; pairs with your recycler dashboard.)</w:t>
+      </w:r>
+    </w:p>
+    <w:p>
+      <w:pPr>
+        <w:jc w:val="both"/>
+        <w:rPr>
+          <w:rFonts w:ascii="Times New Roman" w:hAnsi="Times New Roman" w:cs="Times New Roman"/>
+          <w:color w:val="000000"/>
+          <w:szCs w:val="26"/>
+          <w:shd w:val="clear" w:color="auto" w:fill="FFFFFF"/>
+        </w:rPr>
+      </w:pPr>
+    </w:p>
+    <w:p>
+      <w:pPr>
+        <w:jc w:val="both"/>
+        <w:rPr>
+          <w:rFonts w:ascii="Times New Roman" w:hAnsi="Times New Roman" w:cs="Times New Roman"/>
+          <w:color w:val="000000"/>
+          <w:szCs w:val="26"/>
+          <w:shd w:val="clear" w:color="auto" w:fill="FFFFFF"/>
+        </w:rPr>
+      </w:pPr>
+      <w:r>
+        <w:rPr>
+          <w:rFonts w:ascii="Times New Roman" w:hAnsi="Times New Roman" w:cs="Times New Roman"/>
+          <w:color w:val="000000"/>
+          <w:szCs w:val="26"/>
+          <w:shd w:val="clear" w:color="auto" w:fill="FFFFFF"/>
+        </w:rPr>
+        <w:t>3. Li</w:t>
+      </w:r>
+      <w:r>
+        <w:rPr>
+          <w:rFonts w:ascii="Times New Roman" w:hAnsi="Times New Roman" w:cs="Times New Roman"/>
+          <w:color w:val="000000"/>
+          <w:szCs w:val="26"/>
+          <w:shd w:val="clear" w:color="auto" w:fill="FFFFFF"/>
+        </w:rPr>
+        <w:t>, J., &amp; Wang, H. (2024). "CNN-Mobile Net for Multi-Class Waste Detection in Resource-Constrained Devices." Sensors, 24(15), 4892. (96% F1-score on plastics/e-waste datasets, browser-compatible like TensorFlow.js Mobile Net.)</w:t>
+      </w:r>
+    </w:p>
+    <w:p>
+      <w:pPr>
+        <w:jc w:val="both"/>
+        <w:rPr>
+          <w:rFonts w:ascii="Times New Roman" w:hAnsi="Times New Roman" w:cs="Times New Roman"/>
+          <w:color w:val="000000"/>
+          <w:szCs w:val="26"/>
+          <w:shd w:val="clear" w:color="auto" w:fill="FFFFFF"/>
+        </w:rPr>
+      </w:pPr>
+    </w:p>
+    <w:p>
+      <w:pPr>
+        <w:jc w:val="both"/>
+        <w:rPr>
+          <w:rFonts w:ascii="Times New Roman" w:hAnsi="Times New Roman" w:cs="Times New Roman"/>
+          <w:color w:val="000000"/>
+          <w:szCs w:val="26"/>
+          <w:shd w:val="clear" w:color="auto" w:fill="FFFFFF"/>
+        </w:rPr>
+      </w:pPr>
+      <w:r>
+        <w:rPr>
+          <w:rFonts w:ascii="Times New Roman" w:hAnsi="Times New Roman" w:cs="Times New Roman"/>
+          <w:color w:val="000000"/>
+          <w:szCs w:val="26"/>
+          <w:shd w:val="clear" w:color="auto" w:fill="FFFFFF"/>
+        </w:rPr>
+        <w:t>4. Human</w:t>
+      </w:r>
+      <w:r>
+        <w:rPr>
+          <w:rFonts w:ascii="Times New Roman" w:hAnsi="Times New Roman" w:cs="Times New Roman"/>
+          <w:color w:val="000000"/>
+          <w:szCs w:val="26"/>
+          <w:shd w:val="clear" w:color="auto" w:fill="FFFFFF"/>
+        </w:rPr>
+        <w:t>-Centered Design in Waste Tech</w:t>
+      </w:r>
+    </w:p>
+    <w:p>
+      <w:pPr>
+        <w:jc w:val="both"/>
+        <w:rPr>
+          <w:rFonts w:ascii="Times New Roman" w:hAnsi="Times New Roman" w:cs="Times New Roman"/>
+          <w:color w:val="000000"/>
+          <w:szCs w:val="26"/>
+          <w:shd w:val="clear" w:color="auto" w:fill="FFFFFF"/>
+        </w:rPr>
+      </w:pPr>
+      <w:r>
+        <w:rPr>
+          <w:rFonts w:ascii="Times New Roman" w:hAnsi="Times New Roman" w:cs="Times New Roman"/>
+          <w:color w:val="000000"/>
+          <w:szCs w:val="26"/>
+          <w:shd w:val="clear" w:color="auto" w:fill="FFFFFF"/>
+        </w:rPr>
+        <w:t>ISO 9241-210:2019. "Ergonomics of Human-System Interaction—Human-Centered Design for Interactive Systems." International Organization for Standardization. (Core HCD framework for apps like yours: empathy mapping, iterative UX testing.)</w:t>
+      </w:r>
+    </w:p>
+    <w:p>
+      <w:pPr>
+        <w:jc w:val="both"/>
+        <w:rPr>
+          <w:rFonts w:ascii="Times New Roman" w:hAnsi="Times New Roman" w:cs="Times New Roman"/>
+          <w:color w:val="000000"/>
+          <w:szCs w:val="26"/>
+          <w:shd w:val="clear" w:color="auto" w:fill="FFFFFF"/>
+        </w:rPr>
+      </w:pPr>
+    </w:p>
+    <w:p>
+      <w:pPr>
+        <w:jc w:val="both"/>
+        <w:rPr>
+          <w:rFonts w:ascii="Times New Roman" w:hAnsi="Times New Roman" w:cs="Times New Roman"/>
+          <w:color w:val="000000"/>
+          <w:szCs w:val="26"/>
+          <w:shd w:val="clear" w:color="auto" w:fill="FFFFFF"/>
+        </w:rPr>
+      </w:pPr>
+      <w:r>
+        <w:rPr>
+          <w:rFonts w:ascii="Times New Roman" w:hAnsi="Times New Roman" w:cs="Times New Roman"/>
+          <w:color w:val="000000"/>
+          <w:szCs w:val="26"/>
+          <w:shd w:val="clear" w:color="auto" w:fill="FFFFFF"/>
+        </w:rPr>
+        <w:t>5. Norman</w:t>
+      </w:r>
+      <w:r>
+        <w:rPr>
+          <w:rFonts w:ascii="Times New Roman" w:hAnsi="Times New Roman" w:cs="Times New Roman"/>
+          <w:color w:val="000000"/>
+          <w:szCs w:val="26"/>
+          <w:shd w:val="clear" w:color="auto" w:fill="FFFFFF"/>
+        </w:rPr>
+        <w:t>, D. A. (2013). The Design of Everyday Things. Basic Books. (Updated 2025 ed. emphasizes emotional design for habit-forming apps, e.g., gamified rewards in ReCycleHub.)</w:t>
+      </w:r>
+    </w:p>
+    <w:p>
+      <w:pPr>
+        <w:jc w:val="both"/>
+        <w:rPr>
+          <w:rFonts w:ascii="Times New Roman" w:hAnsi="Times New Roman" w:cs="Times New Roman"/>
+          <w:color w:val="000000"/>
+          <w:szCs w:val="26"/>
+          <w:shd w:val="clear" w:color="auto" w:fill="FFFFFF"/>
+        </w:rPr>
+      </w:pPr>
+    </w:p>
+    <w:p>
+      <w:pPr>
+        <w:jc w:val="both"/>
+        <w:rPr>
+          <w:rFonts w:ascii="Times New Roman" w:hAnsi="Times New Roman" w:cs="Times New Roman"/>
+          <w:color w:val="000000"/>
+          <w:szCs w:val="26"/>
+          <w:shd w:val="clear" w:color="auto" w:fill="FFFFFF"/>
+        </w:rPr>
+      </w:pPr>
+      <w:r>
+        <w:rPr>
+          <w:rFonts w:ascii="Times New Roman" w:hAnsi="Times New Roman" w:cs="Times New Roman"/>
+          <w:color w:val="000000"/>
+          <w:szCs w:val="26"/>
+          <w:shd w:val="clear" w:color="auto" w:fill="FFFFFF"/>
+        </w:rPr>
+        <w:t>6. India</w:t>
+      </w:r>
+      <w:r>
+        <w:rPr>
+          <w:rFonts w:ascii="Times New Roman" w:hAnsi="Times New Roman" w:cs="Times New Roman"/>
+          <w:color w:val="000000"/>
+          <w:szCs w:val="26"/>
+          <w:shd w:val="clear" w:color="auto" w:fill="FFFFFF"/>
+        </w:rPr>
+        <w:t>-Specific Waste Studies</w:t>
       </w:r>
     </w:p>
     <w:p>
@@ -3032,7 +3118,16 @@
           <w:szCs w:val="26"/>
           <w:shd w:val="clear" w:color="auto" w:fill="FFFFFF"/>
         </w:rPr>
-        <w:t>TERI (2024). "Urban Plastic Waste Dynamics in Karnataka." The Energy and Resources Institute. (3.8M tons/year, 70% unsegregated; validates your campus pilot needs.)</w:t>
+        <w:t>7. TERI</w:t>
+      </w:r>
+      <w:r>
+        <w:rPr>
+          <w:rFonts w:ascii="Times New Roman" w:hAnsi="Times New Roman" w:cs="Times New Roman"/>
+          <w:color w:val="000000"/>
+          <w:szCs w:val="26"/>
+          <w:shd w:val="clear" w:color="auto" w:fill="FFFFFF"/>
+        </w:rPr>
+        <w:t xml:space="preserve"> (2024). "Urban Plastic Waste Dynamics in Karnataka." The Energy and Resources Institute. (3.8M tons/year, 70% unsegregated; validates your campus pilot needs.)</w:t>
       </w:r>
     </w:p>
     <w:sectPr>
@@ -3690,7 +3785,7 @@
 </file>
 
 <file path=customXml/itemProps1.xml><?xml version="1.0" encoding="utf-8"?>
-<ds:datastoreItem xmlns:ds="http://schemas.openxmlformats.org/officeDocument/2006/customXml" ds:itemID="{280FDAEB-EA6D-4D0B-A53B-C02177D8F392}">
+<ds:datastoreItem xmlns:ds="http://schemas.openxmlformats.org/officeDocument/2006/customXml" ds:itemID="{0A70EB2A-5621-4C86-957E-C0CCB5DFC3C1}">
   <ds:schemaRefs>
     <ds:schemaRef ds:uri="http://schemas.openxmlformats.org/officeDocument/2006/bibliography"/>
   </ds:schemaRefs>
